--- a/resources/work-order-template-cmc.docx
+++ b/resources/work-order-template-cmc.docx
@@ -279,7 +279,7 @@
           <w:lang w:val="en-US"/>
           <w14:ligatures w14:val="none"/>
         </w:rPr>
-        <w:t>/</w:t>
+        <w:t xml:space="preserve">  /</w:t>
       </w:r>
       <w:r>
         <w:rPr>
@@ -756,6 +756,8 @@
       <w:r>
         <w:rPr>
           <w:rFonts w:ascii="Times New Roman" w:eastAsia="Times New Roman" w:hAnsi="Times New Roman" w:cs="Times New Roman"/>
+          <w:b/>
+          <w:bCs/>
           <w:kern w:val="0"/>
           <w:sz w:val="22"/>
           <w:szCs w:val="22"/>
@@ -1109,268 +1111,452 @@
         </w:rPr>
       </w:pPr>
     </w:p>
-    <w:p>
-      <w:pPr>
-        <w:tabs>
-          <w:tab w:val="left" w:pos="4320"/>
-        </w:tabs>
-        <w:autoSpaceDE w:val="0"/>
-        <w:autoSpaceDN w:val="0"/>
-        <w:adjustRightInd w:val="0"/>
-        <w:spacing w:after="0" w:line="240" w:lineRule="auto"/>
-        <w:ind w:left="1440" w:firstLine="720"/>
-        <w:rPr>
-          <w:rFonts w:ascii="Times New Roman" w:eastAsia="Times New Roman" w:hAnsi="Times New Roman" w:cs="Times New Roman"/>
-          <w:kern w:val="0"/>
-          <w:sz w:val="22"/>
-          <w:szCs w:val="22"/>
-          <w:lang w:val="en-US"/>
-          <w14:ligatures w14:val="none"/>
-        </w:rPr>
-      </w:pPr>
-      <w:r>
-        <w:rPr>
-          <w:rFonts w:ascii="Times New Roman" w:eastAsia="Times New Roman" w:hAnsi="Times New Roman" w:cs="Times New Roman"/>
-          <w:b/>
-          <w:bCs/>
-          <w:kern w:val="0"/>
-          <w:sz w:val="22"/>
-          <w:szCs w:val="22"/>
-          <w:lang w:val="en-US"/>
-          <w14:ligatures w14:val="none"/>
-        </w:rPr>
-        <w:t>WIN Code No</w:t>
-      </w:r>
-      <w:r>
-        <w:rPr>
-          <w:rFonts w:ascii="Times New Roman" w:eastAsia="Times New Roman" w:hAnsi="Times New Roman" w:cs="Times New Roman"/>
-          <w:b/>
-          <w:bCs/>
-          <w:kern w:val="0"/>
-          <w:sz w:val="22"/>
-          <w:szCs w:val="22"/>
-          <w:lang w:val="en-US"/>
-          <w14:ligatures w14:val="none"/>
-        </w:rPr>
-        <w:tab/>
-        <w:t xml:space="preserve">:  {{Wincode}}</w:t>
-      </w:r>
-    </w:p>
-    <w:p>
-      <w:pPr>
-        <w:tabs>
-          <w:tab w:val="left" w:pos="4320"/>
-        </w:tabs>
-        <w:autoSpaceDE w:val="0"/>
-        <w:autoSpaceDN w:val="0"/>
-        <w:adjustRightInd w:val="0"/>
-        <w:spacing w:after="0" w:line="240" w:lineRule="auto"/>
-        <w:ind w:left="1440" w:firstLine="720"/>
-        <w:rPr>
-          <w:rFonts w:ascii="Times New Roman" w:eastAsia="Times New Roman" w:hAnsi="Times New Roman" w:cs="Times New Roman"/>
-          <w:kern w:val="0"/>
-          <w:sz w:val="22"/>
-          <w:szCs w:val="22"/>
-          <w:lang w:val="en-US"/>
-          <w14:ligatures w14:val="none"/>
-        </w:rPr>
-      </w:pPr>
-      <w:r>
-        <w:rPr>
-          <w:rFonts w:ascii="Times New Roman" w:eastAsia="Times New Roman" w:hAnsi="Times New Roman" w:cs="Times New Roman"/>
-          <w:kern w:val="0"/>
-          <w:sz w:val="22"/>
-          <w:szCs w:val="22"/>
-          <w:lang w:val="en-US"/>
-          <w14:ligatures w14:val="none"/>
-        </w:rPr>
-        <w:t xml:space="preserve">Amount of Estimate</w:t>
-      </w:r>
-      <w:r>
-        <w:rPr>
-          <w:rFonts w:ascii="Times New Roman" w:eastAsia="Times New Roman" w:hAnsi="Times New Roman" w:cs="Times New Roman"/>
-          <w:kern w:val="0"/>
-          <w:sz w:val="22"/>
-          <w:szCs w:val="22"/>
-          <w:lang w:val="en-US"/>
-          <w14:ligatures w14:val="none"/>
-        </w:rPr>
-        <w:tab/>
-        <w:t xml:space="preserve">:  {{Estimate Amount}}.</w:t>
-      </w:r>
-    </w:p>
-    <w:p>
-      <w:pPr>
-        <w:tabs>
-          <w:tab w:val="left" w:pos="4320"/>
-        </w:tabs>
-        <w:autoSpaceDE w:val="0"/>
-        <w:autoSpaceDN w:val="0"/>
-        <w:adjustRightInd w:val="0"/>
-        <w:spacing w:after="0" w:line="240" w:lineRule="auto"/>
-        <w:ind w:left="1440" w:firstLine="720"/>
-        <w:rPr>
-          <w:rFonts w:ascii="Times New Roman" w:eastAsia="Times New Roman" w:hAnsi="Times New Roman" w:cs="Times New Roman"/>
-          <w:kern w:val="0"/>
-          <w:sz w:val="22"/>
-          <w:szCs w:val="22"/>
-          <w:lang w:val="en-US"/>
-          <w14:ligatures w14:val="none"/>
-        </w:rPr>
-      </w:pPr>
-      <w:r>
-        <w:rPr>
-          <w:rFonts w:ascii="Times New Roman" w:eastAsia="Times New Roman" w:hAnsi="Times New Roman" w:cs="Times New Roman"/>
-          <w:kern w:val="0"/>
-          <w:sz w:val="22"/>
-          <w:szCs w:val="22"/>
-          <w:lang w:val="en-US"/>
-          <w14:ligatures w14:val="none"/>
-        </w:rPr>
-        <w:t xml:space="preserve">Amount of ECV</w:t>
-      </w:r>
-      <w:r>
-        <w:rPr>
-          <w:rFonts w:ascii="Times New Roman" w:eastAsia="Times New Roman" w:hAnsi="Times New Roman" w:cs="Times New Roman"/>
-          <w:kern w:val="0"/>
-          <w:sz w:val="22"/>
-          <w:szCs w:val="22"/>
-          <w:lang w:val="en-US"/>
-          <w14:ligatures w14:val="none"/>
-        </w:rPr>
-        <w:tab/>
-        <w:t xml:space="preserve">:  {{ECV}}.</w:t>
-      </w:r>
-    </w:p>
-    <w:p>
-      <w:pPr>
-        <w:tabs>
-          <w:tab w:val="left" w:pos="4320"/>
-        </w:tabs>
-        <w:autoSpaceDE w:val="0"/>
-        <w:autoSpaceDN w:val="0"/>
-        <w:adjustRightInd w:val="0"/>
-        <w:spacing w:after="0" w:line="240" w:lineRule="auto"/>
-        <w:ind w:left="1440" w:firstLine="720"/>
-        <w:rPr>
-          <w:rFonts w:ascii="Times New Roman" w:eastAsia="Times New Roman" w:hAnsi="Times New Roman" w:cs="Times New Roman"/>
-          <w:kern w:val="0"/>
-          <w:sz w:val="22"/>
-          <w:szCs w:val="22"/>
-          <w:lang w:val="en-US"/>
-          <w14:ligatures w14:val="none"/>
-        </w:rPr>
-      </w:pPr>
-      <w:r>
-        <w:rPr>
-          <w:rFonts w:ascii="Times New Roman" w:eastAsia="Times New Roman" w:hAnsi="Times New Roman" w:cs="Times New Roman"/>
-          <w:kern w:val="0"/>
-          <w:sz w:val="22"/>
-          <w:szCs w:val="22"/>
-          <w:lang w:val="en-US"/>
-          <w14:ligatures w14:val="none"/>
-        </w:rPr>
-        <w:t xml:space="preserve">Amount of Contract</w:t>
-      </w:r>
-      <w:r>
-        <w:rPr>
-          <w:rFonts w:ascii="Times New Roman" w:eastAsia="Times New Roman" w:hAnsi="Times New Roman" w:cs="Times New Roman"/>
-          <w:kern w:val="0"/>
-          <w:sz w:val="22"/>
-          <w:szCs w:val="22"/>
-          <w:lang w:val="en-US"/>
-          <w14:ligatures w14:val="none"/>
-        </w:rPr>
-        <w:tab/>
-        <w:t xml:space="preserve">:  {{Contract Amount}}.</w:t>
-      </w:r>
-    </w:p>
-    <w:p>
-      <w:pPr>
-        <w:tabs>
-          <w:tab w:val="left" w:pos="4320"/>
-        </w:tabs>
-        <w:autoSpaceDE w:val="0"/>
-        <w:autoSpaceDN w:val="0"/>
-        <w:adjustRightInd w:val="0"/>
-        <w:spacing w:after="0" w:line="240" w:lineRule="auto"/>
-        <w:ind w:left="1440" w:firstLine="720"/>
-        <w:rPr>
-          <w:rFonts w:ascii="Times New Roman" w:eastAsia="Times New Roman" w:hAnsi="Times New Roman" w:cs="Times New Roman"/>
-          <w:kern w:val="0"/>
-          <w:sz w:val="22"/>
-          <w:szCs w:val="22"/>
-          <w:lang w:val="en-US"/>
-          <w14:ligatures w14:val="none"/>
-        </w:rPr>
-      </w:pPr>
-      <w:r>
-        <w:rPr>
-          <w:rFonts w:ascii="Times New Roman" w:eastAsia="Times New Roman" w:hAnsi="Times New Roman" w:cs="Times New Roman"/>
-          <w:kern w:val="0"/>
-          <w:sz w:val="22"/>
-          <w:szCs w:val="22"/>
-          <w:lang w:val="en-US"/>
-          <w14:ligatures w14:val="none"/>
-        </w:rPr>
-        <w:t xml:space="preserve">Tender Percentage</w:t>
-      </w:r>
-      <w:r>
-        <w:rPr>
-          <w:rFonts w:ascii="Times New Roman" w:eastAsia="Times New Roman" w:hAnsi="Times New Roman" w:cs="Times New Roman"/>
-          <w:kern w:val="0"/>
-          <w:sz w:val="22"/>
-          <w:szCs w:val="22"/>
-          <w:lang w:val="en-US"/>
-          <w14:ligatures w14:val="none"/>
-        </w:rPr>
-        <w:tab/>
-        <w:t xml:space="preserve">:  {{Tender Percentage}}.</w:t>
-      </w:r>
-    </w:p>
-    <w:p>
-      <w:pPr>
-        <w:tabs>
-          <w:tab w:val="left" w:pos="4320"/>
-        </w:tabs>
-        <w:autoSpaceDE w:val="0"/>
-        <w:autoSpaceDN w:val="0"/>
-        <w:adjustRightInd w:val="0"/>
-        <w:spacing w:after="0" w:line="240" w:lineRule="auto"/>
-        <w:ind w:left="1440" w:firstLine="720"/>
-        <w:rPr>
-          <w:rFonts w:ascii="Times New Roman" w:eastAsia="Times New Roman" w:hAnsi="Times New Roman" w:cs="Times New Roman"/>
-          <w:kern w:val="0"/>
-          <w:sz w:val="22"/>
-          <w:szCs w:val="22"/>
-          <w:lang w:val="en-US"/>
-          <w14:ligatures w14:val="none"/>
-        </w:rPr>
-      </w:pPr>
-      <w:r>
-        <w:rPr>
-          <w:rFonts w:ascii="Times New Roman" w:eastAsia="Times New Roman" w:hAnsi="Times New Roman" w:cs="Times New Roman"/>
-          <w:kern w:val="0"/>
-          <w:sz w:val="22"/>
-          <w:szCs w:val="22"/>
-          <w:lang w:val="en-US"/>
-          <w14:ligatures w14:val="none"/>
-        </w:rPr>
-        <w:t xml:space="preserve">Period of Completion</w:t>
-      </w:r>
-      <w:r>
-        <w:rPr>
-          <w:rFonts w:ascii="Times New Roman" w:eastAsia="Times New Roman" w:hAnsi="Times New Roman" w:cs="Times New Roman"/>
-          <w:kern w:val="0"/>
-          <w:sz w:val="22"/>
-          <w:szCs w:val="22"/>
-          <w:lang w:val="en-US"/>
-          <w14:ligatures w14:val="none"/>
-        </w:rPr>
-        <w:tab/>
-        <w:t xml:space="preserve">:  {{Period of Completion}}.</w:t>
-      </w:r>
-    </w:p>
+    <w:tbl>
+      <w:tblPr>
+        <w:tblW w:w="3800" w:type="dxa"/>
+        <w:jc w:val="center"/>
+        <w:tblLayout w:type="fixed"/>
+        <w:tblCellMar>
+          <w:left w:w="0" w:type="dxa"/>
+          <w:right w:w="0" w:type="dxa"/>
+        </w:tblCellMar>
+        <w:tblLook w:val="0000"/>
+      </w:tblPr>
+      <w:tblGrid>
+        <w:gridCol w:w="2050"/>
+        <w:gridCol w:w="1750"/>
+      </w:tblGrid>
+      <w:tr>
+        <w:trPr>
+          <w:cantSplit/>
+        </w:trPr>
+        <w:tc>
+          <w:tcPr>
+            <w:tcW w:w="2050" w:type="dxa"/>
+          </w:tcPr>
+          <w:p>
+            <w:pPr>
+              <w:autoSpaceDE w:val="0"/>
+              <w:autoSpaceDN w:val="0"/>
+              <w:adjustRightInd w:val="0"/>
+              <w:spacing w:after="0" w:line="240" w:lineRule="auto"/>
+              <w:jc w:val="left"/>
+              <w:rPr>
+                <w:rFonts w:ascii="Times New Roman" w:eastAsia="Times New Roman" w:hAnsi="Times New Roman" w:cs="Times New Roman"/>
+                <w:b/>
+                <w:bCs/>
+                <w:kern w:val="0"/>
+                <w:sz w:val="22"/>
+                <w:szCs w:val="22"/>
+                <w:lang w:val="en-US"/>
+                <w14:ligatures w14:val="none"/>
+              </w:rPr>
+            </w:pPr>
+            <w:r>
+              <w:rPr>
+                <w:rFonts w:ascii="Times New Roman" w:eastAsia="Times New Roman" w:hAnsi="Times New Roman" w:cs="Times New Roman"/>
+                <w:kern w:val="0"/>
+                <w:sz w:val="22"/>
+                <w:szCs w:val="22"/>
+                <w:lang w:val="en-US"/>
+                <w14:ligatures w14:val="none"/>
+              </w:rPr>
+              <w:t xml:space="preserve">WIN Code No</w:t>
+            </w:r>
+          </w:p>
+        </w:tc>
+        <w:tc>
+          <w:tcPr>
+            <w:tcW w:w="1750" w:type="dxa"/>
+          </w:tcPr>
+          <w:p>
+            <w:pPr>
+              <w:autoSpaceDE w:val="0"/>
+              <w:autoSpaceDN w:val="0"/>
+              <w:adjustRightInd w:val="0"/>
+              <w:spacing w:after="0" w:line="240" w:lineRule="auto"/>
+              <w:jc w:val="left"/>
+              <w:rPr>
+                <w:rFonts w:ascii="Times New Roman" w:eastAsia="Times New Roman" w:hAnsi="Times New Roman" w:cs="Times New Roman"/>
+                <w:b/>
+                <w:bCs/>
+                <w:kern w:val="0"/>
+                <w:sz w:val="22"/>
+                <w:szCs w:val="22"/>
+                <w:lang w:val="en-US"/>
+                <w14:ligatures w14:val="none"/>
+              </w:rPr>
+            </w:pPr>
+            <w:r>
+              <w:rPr>
+                <w:rFonts w:ascii="Times New Roman" w:eastAsia="Times New Roman" w:hAnsi="Times New Roman" w:cs="Times New Roman"/>
+                <w:kern w:val="0"/>
+                <w:sz w:val="22"/>
+                <w:szCs w:val="22"/>
+                <w:lang w:val="en-US"/>
+                <w14:ligatures w14:val="none"/>
+              </w:rPr>
+              <w:t xml:space="preserve">:  {{Wincode}}</w:t>
+            </w:r>
+          </w:p>
+        </w:tc>
+      </w:tr>
+      <w:tr>
+        <w:trPr>
+          <w:cantSplit/>
+        </w:trPr>
+        <w:tc>
+          <w:tcPr>
+            <w:tcW w:w="2050" w:type="dxa"/>
+          </w:tcPr>
+          <w:p>
+            <w:pPr>
+              <w:autoSpaceDE w:val="0"/>
+              <w:autoSpaceDN w:val="0"/>
+              <w:adjustRightInd w:val="0"/>
+              <w:spacing w:after="0" w:line="240" w:lineRule="auto"/>
+              <w:jc w:val="left"/>
+              <w:rPr>
+                <w:rFonts w:ascii="Times New Roman" w:eastAsia="Times New Roman" w:hAnsi="Times New Roman" w:cs="Times New Roman"/>
+                <w:kern w:val="0"/>
+                <w:sz w:val="22"/>
+                <w:szCs w:val="22"/>
+                <w:lang w:val="en-US"/>
+                <w14:ligatures w14:val="none"/>
+              </w:rPr>
+            </w:pPr>
+            <w:r>
+              <w:rPr>
+                <w:rFonts w:ascii="Times New Roman" w:eastAsia="Times New Roman" w:hAnsi="Times New Roman" w:cs="Times New Roman"/>
+                <w:kern w:val="0"/>
+                <w:sz w:val="22"/>
+                <w:szCs w:val="22"/>
+                <w:lang w:val="en-US"/>
+                <w14:ligatures w14:val="none"/>
+              </w:rPr>
+              <w:t xml:space="preserve">Amount of Estimate</w:t>
+            </w:r>
+          </w:p>
+        </w:tc>
+        <w:tc>
+          <w:tcPr>
+            <w:tcW w:w="1750" w:type="dxa"/>
+          </w:tcPr>
+          <w:p>
+            <w:pPr>
+              <w:autoSpaceDE w:val="0"/>
+              <w:autoSpaceDN w:val="0"/>
+              <w:adjustRightInd w:val="0"/>
+              <w:spacing w:after="0" w:line="240" w:lineRule="auto"/>
+              <w:jc w:val="left"/>
+              <w:rPr>
+                <w:rFonts w:ascii="Times New Roman" w:eastAsia="Times New Roman" w:hAnsi="Times New Roman" w:cs="Times New Roman"/>
+                <w:kern w:val="0"/>
+                <w:sz w:val="22"/>
+                <w:szCs w:val="22"/>
+                <w:lang w:val="en-US"/>
+                <w14:ligatures w14:val="none"/>
+              </w:rPr>
+            </w:pPr>
+            <w:r>
+              <w:rPr>
+                <w:rFonts w:ascii="Times New Roman" w:eastAsia="Times New Roman" w:hAnsi="Times New Roman" w:cs="Times New Roman"/>
+                <w:kern w:val="0"/>
+                <w:sz w:val="22"/>
+                <w:szCs w:val="22"/>
+                <w:lang w:val="en-US"/>
+                <w14:ligatures w14:val="none"/>
+              </w:rPr>
+              <w:t xml:space="preserve">:  {{Estimate Amount}}.</w:t>
+            </w:r>
+          </w:p>
+        </w:tc>
+      </w:tr>
+      <w:tr>
+        <w:trPr>
+          <w:cantSplit/>
+        </w:trPr>
+        <w:tc>
+          <w:tcPr>
+            <w:tcW w:w="2050" w:type="dxa"/>
+          </w:tcPr>
+          <w:p>
+            <w:pPr>
+              <w:autoSpaceDE w:val="0"/>
+              <w:autoSpaceDN w:val="0"/>
+              <w:adjustRightInd w:val="0"/>
+              <w:spacing w:after="0" w:line="240" w:lineRule="auto"/>
+              <w:jc w:val="left"/>
+              <w:rPr>
+                <w:rFonts w:ascii="Times New Roman" w:eastAsia="Times New Roman" w:hAnsi="Times New Roman" w:cs="Times New Roman"/>
+                <w:kern w:val="0"/>
+                <w:sz w:val="22"/>
+                <w:szCs w:val="22"/>
+                <w:lang w:val="en-US"/>
+                <w14:ligatures w14:val="none"/>
+              </w:rPr>
+            </w:pPr>
+            <w:r>
+              <w:rPr>
+                <w:rFonts w:ascii="Times New Roman" w:eastAsia="Times New Roman" w:hAnsi="Times New Roman" w:cs="Times New Roman"/>
+                <w:kern w:val="0"/>
+                <w:sz w:val="22"/>
+                <w:szCs w:val="22"/>
+                <w:lang w:val="en-US"/>
+                <w14:ligatures w14:val="none"/>
+              </w:rPr>
+              <w:t xml:space="preserve">Amount of ECV</w:t>
+            </w:r>
+          </w:p>
+        </w:tc>
+        <w:tc>
+          <w:tcPr>
+            <w:tcW w:w="1750" w:type="dxa"/>
+          </w:tcPr>
+          <w:p>
+            <w:pPr>
+              <w:autoSpaceDE w:val="0"/>
+              <w:autoSpaceDN w:val="0"/>
+              <w:adjustRightInd w:val="0"/>
+              <w:spacing w:after="0" w:line="240" w:lineRule="auto"/>
+              <w:jc w:val="left"/>
+              <w:rPr>
+                <w:rFonts w:ascii="Times New Roman" w:eastAsia="Times New Roman" w:hAnsi="Times New Roman" w:cs="Times New Roman"/>
+                <w:kern w:val="0"/>
+                <w:sz w:val="22"/>
+                <w:szCs w:val="22"/>
+                <w:lang w:val="en-US"/>
+                <w14:ligatures w14:val="none"/>
+              </w:rPr>
+            </w:pPr>
+            <w:r>
+              <w:rPr>
+                <w:rFonts w:ascii="Times New Roman" w:eastAsia="Times New Roman" w:hAnsi="Times New Roman" w:cs="Times New Roman"/>
+                <w:kern w:val="0"/>
+                <w:sz w:val="22"/>
+                <w:szCs w:val="22"/>
+                <w:lang w:val="en-US"/>
+                <w14:ligatures w14:val="none"/>
+              </w:rPr>
+              <w:t xml:space="preserve">:  {{ECV}}.</w:t>
+            </w:r>
+          </w:p>
+        </w:tc>
+      </w:tr>
+      <w:tr>
+        <w:trPr>
+          <w:cantSplit/>
+        </w:trPr>
+        <w:tc>
+          <w:tcPr>
+            <w:tcW w:w="2050" w:type="dxa"/>
+          </w:tcPr>
+          <w:p>
+            <w:pPr>
+              <w:autoSpaceDE w:val="0"/>
+              <w:autoSpaceDN w:val="0"/>
+              <w:adjustRightInd w:val="0"/>
+              <w:spacing w:after="0" w:line="240" w:lineRule="auto"/>
+              <w:jc w:val="left"/>
+              <w:rPr>
+                <w:rFonts w:ascii="Times New Roman" w:eastAsia="Times New Roman" w:hAnsi="Times New Roman" w:cs="Times New Roman"/>
+                <w:kern w:val="0"/>
+                <w:sz w:val="22"/>
+                <w:szCs w:val="22"/>
+                <w:lang w:val="en-US"/>
+                <w14:ligatures w14:val="none"/>
+              </w:rPr>
+            </w:pPr>
+            <w:r>
+              <w:rPr>
+                <w:rFonts w:ascii="Times New Roman" w:eastAsia="Times New Roman" w:hAnsi="Times New Roman" w:cs="Times New Roman"/>
+                <w:kern w:val="0"/>
+                <w:sz w:val="22"/>
+                <w:szCs w:val="22"/>
+                <w:lang w:val="en-US"/>
+                <w14:ligatures w14:val="none"/>
+              </w:rPr>
+              <w:t xml:space="preserve">Amount of Contract</w:t>
+            </w:r>
+          </w:p>
+        </w:tc>
+        <w:tc>
+          <w:tcPr>
+            <w:tcW w:w="1750" w:type="dxa"/>
+          </w:tcPr>
+          <w:p>
+            <w:pPr>
+              <w:autoSpaceDE w:val="0"/>
+              <w:autoSpaceDN w:val="0"/>
+              <w:adjustRightInd w:val="0"/>
+              <w:spacing w:after="0" w:line="240" w:lineRule="auto"/>
+              <w:jc w:val="left"/>
+              <w:rPr>
+                <w:rFonts w:ascii="Times New Roman" w:eastAsia="Times New Roman" w:hAnsi="Times New Roman" w:cs="Times New Roman"/>
+                <w:kern w:val="0"/>
+                <w:sz w:val="22"/>
+                <w:szCs w:val="22"/>
+                <w:lang w:val="en-US"/>
+                <w14:ligatures w14:val="none"/>
+              </w:rPr>
+            </w:pPr>
+            <w:r>
+              <w:rPr>
+                <w:rFonts w:ascii="Times New Roman" w:eastAsia="Times New Roman" w:hAnsi="Times New Roman" w:cs="Times New Roman"/>
+                <w:kern w:val="0"/>
+                <w:sz w:val="22"/>
+                <w:szCs w:val="22"/>
+                <w:lang w:val="en-US"/>
+                <w14:ligatures w14:val="none"/>
+              </w:rPr>
+              <w:t xml:space="preserve">:  {{Contract Amount}}.</w:t>
+            </w:r>
+          </w:p>
+        </w:tc>
+      </w:tr>
+      <w:tr>
+        <w:trPr>
+          <w:cantSplit/>
+        </w:trPr>
+        <w:tc>
+          <w:tcPr>
+            <w:tcW w:w="2050" w:type="dxa"/>
+          </w:tcPr>
+          <w:p>
+            <w:pPr>
+              <w:autoSpaceDE w:val="0"/>
+              <w:autoSpaceDN w:val="0"/>
+              <w:adjustRightInd w:val="0"/>
+              <w:spacing w:after="0" w:line="240" w:lineRule="auto"/>
+              <w:jc w:val="left"/>
+              <w:rPr>
+                <w:rFonts w:ascii="Times New Roman" w:eastAsia="Times New Roman" w:hAnsi="Times New Roman" w:cs="Times New Roman"/>
+                <w:kern w:val="0"/>
+                <w:sz w:val="22"/>
+                <w:szCs w:val="22"/>
+                <w:lang w:val="en-US"/>
+                <w14:ligatures w14:val="none"/>
+              </w:rPr>
+            </w:pPr>
+            <w:r>
+              <w:rPr>
+                <w:rFonts w:ascii="Times New Roman" w:eastAsia="Times New Roman" w:hAnsi="Times New Roman" w:cs="Times New Roman"/>
+                <w:kern w:val="0"/>
+                <w:sz w:val="22"/>
+                <w:szCs w:val="22"/>
+                <w:lang w:val="en-US"/>
+                <w14:ligatures w14:val="none"/>
+              </w:rPr>
+              <w:t xml:space="preserve">Tender Percentage</w:t>
+            </w:r>
+          </w:p>
+        </w:tc>
+        <w:tc>
+          <w:tcPr>
+            <w:tcW w:w="1750" w:type="dxa"/>
+          </w:tcPr>
+          <w:p>
+            <w:pPr>
+              <w:autoSpaceDE w:val="0"/>
+              <w:autoSpaceDN w:val="0"/>
+              <w:adjustRightInd w:val="0"/>
+              <w:spacing w:after="0" w:line="240" w:lineRule="auto"/>
+              <w:jc w:val="left"/>
+              <w:rPr>
+                <w:rFonts w:ascii="Times New Roman" w:eastAsia="Times New Roman" w:hAnsi="Times New Roman" w:cs="Times New Roman"/>
+                <w:kern w:val="0"/>
+                <w:sz w:val="22"/>
+                <w:szCs w:val="22"/>
+                <w:lang w:val="en-US"/>
+                <w14:ligatures w14:val="none"/>
+              </w:rPr>
+            </w:pPr>
+            <w:r>
+              <w:rPr>
+                <w:rFonts w:ascii="Times New Roman" w:eastAsia="Times New Roman" w:hAnsi="Times New Roman" w:cs="Times New Roman"/>
+                <w:kern w:val="0"/>
+                <w:sz w:val="22"/>
+                <w:szCs w:val="22"/>
+                <w:lang w:val="en-US"/>
+                <w14:ligatures w14:val="none"/>
+              </w:rPr>
+              <w:t xml:space="preserve">:  {{Tender Percentage}}.</w:t>
+            </w:r>
+          </w:p>
+        </w:tc>
+      </w:tr>
+      <w:tr>
+        <w:trPr>
+          <w:cantSplit/>
+        </w:trPr>
+        <w:tc>
+          <w:tcPr>
+            <w:tcW w:w="2050" w:type="dxa"/>
+          </w:tcPr>
+          <w:p>
+            <w:pPr>
+              <w:autoSpaceDE w:val="0"/>
+              <w:autoSpaceDN w:val="0"/>
+              <w:adjustRightInd w:val="0"/>
+              <w:spacing w:after="0" w:line="240" w:lineRule="auto"/>
+              <w:jc w:val="left"/>
+              <w:rPr>
+                <w:rFonts w:ascii="Times New Roman" w:eastAsia="Times New Roman" w:hAnsi="Times New Roman" w:cs="Times New Roman"/>
+                <w:kern w:val="0"/>
+                <w:sz w:val="22"/>
+                <w:szCs w:val="22"/>
+                <w:lang w:val="en-US"/>
+                <w14:ligatures w14:val="none"/>
+              </w:rPr>
+            </w:pPr>
+            <w:r>
+              <w:rPr>
+                <w:rFonts w:ascii="Times New Roman" w:eastAsia="Times New Roman" w:hAnsi="Times New Roman" w:cs="Times New Roman"/>
+                <w:kern w:val="0"/>
+                <w:sz w:val="22"/>
+                <w:szCs w:val="22"/>
+                <w:lang w:val="en-US"/>
+                <w14:ligatures w14:val="none"/>
+              </w:rPr>
+              <w:t xml:space="preserve">Period of Completion</w:t>
+            </w:r>
+          </w:p>
+        </w:tc>
+        <w:tc>
+          <w:tcPr>
+            <w:tcW w:w="1750" w:type="dxa"/>
+          </w:tcPr>
+          <w:p>
+            <w:pPr>
+              <w:autoSpaceDE w:val="0"/>
+              <w:autoSpaceDN w:val="0"/>
+              <w:adjustRightInd w:val="0"/>
+              <w:spacing w:after="0" w:line="240" w:lineRule="auto"/>
+              <w:jc w:val="left"/>
+              <w:rPr>
+                <w:rFonts w:ascii="Times New Roman" w:eastAsia="Times New Roman" w:hAnsi="Times New Roman" w:cs="Times New Roman"/>
+                <w:kern w:val="0"/>
+                <w:sz w:val="22"/>
+                <w:szCs w:val="22"/>
+                <w:lang w:val="en-US"/>
+                <w14:ligatures w14:val="none"/>
+              </w:rPr>
+            </w:pPr>
+            <w:r>
+              <w:rPr>
+                <w:rFonts w:ascii="Times New Roman" w:eastAsia="Times New Roman" w:hAnsi="Times New Roman" w:cs="Times New Roman"/>
+                <w:kern w:val="0"/>
+                <w:sz w:val="22"/>
+                <w:szCs w:val="22"/>
+                <w:lang w:val="en-US"/>
+                <w14:ligatures w14:val="none"/>
+              </w:rPr>
+              <w:t xml:space="preserve">:  {{Period of Completion}}.</w:t>
+            </w:r>
+          </w:p>
+        </w:tc>
+      </w:tr>
+    </w:tbl>
     <w:p>
       <w:pPr>
         <w:tabs>
